--- a/media/Triadic_P2P_Video_Script_Reviewer_Update.docx
+++ b/media/Triadic_P2P_Video_Script_Reviewer_Update.docx
@@ -71,7 +71,7 @@
     <w:p>
       <w:pPr/>
       <w:r>
-        <w:t>1,504 spoken words. Allow about 12 to 14 minutes at 125 to 140 words per minute, including pauses and transitions. These are planning estimates, not measured chapter times. Each numbered slide section can be a separate take.</w:t>
+        <w:t>1,505 spoken words. Allow about 12 to 14 minutes at 125 to 140 words per minute, including pauses and transitions. These are planning estimates, not measured chapter times. Each numbered slide section can be a separate take.</w:t>
       </w:r>
     </w:p>
     <w:p>
@@ -124,7 +124,7 @@
         <w:pStyle w:val="Spokennarration"/>
       </w:pPr>
       <w:r>
-        <w:t>What if an AI could benefit from work someone else had already checked, while still recognizing when that work doesn't apply? I'm Thomas Prislac. This is an invitation to computer-science departments, research software engineers, supervised student teams and other collaborators to help build and test that idea.</w:t>
+        <w:t>What if an AI could benefit from work someone else had already checked, while still recognizing when that work doesn't apply? I'm the project lead. This is an invitation to computer-science departments, research software engineers, supervised student teams and other collaborators to help build and test that idea.</w:t>
       </w:r>
     </w:p>
     <w:p>
@@ -2362,7 +2362,7 @@
     <w:p>
       <w:r>
         <w:rPr/>
-        <w:t>Can evaluated AI work be reused across locally controlled peers without carrying over stale assumptions, private data or unauthorized actions? Thomas Prislac introduces the Triadic Cognitive Systems architecture behind Control Anchor and its proposed scoped peer-to-peer application. The video explains Sonya, AEGIS, UCC, CoherenceLattice, Sophia, Atlas, TEL, PMR and supporting governance, then offers bounded research and engineering collaborations.</w:t>
+        <w:t>Can evaluated AI work be reused across locally controlled peers without carrying over stale assumptions, private data or unauthorized actions? The project lead introduces the Triadic Cognitive Systems architecture behind Control Anchor and its proposed scoped peer-to-peer application. The video explains Sonya, AEGIS, UCC, CoherenceLattice, Sophia, Atlas, TEL, PMR and supporting governance, then offers bounded research and engineering collaborations.</w:t>
       </w:r>
     </w:p>
     <w:p>
@@ -2408,7 +2408,7 @@
           <w:rPr>
             <w:color w:val="234F68"/>
           </w:rPr>
-          <w:t>Contact Thomas about a bounded collaboration</w:t>
+          <w:t>Contact the project lead about a bounded collaboration</w:t>
         </w:r>
       </w:hyperlink>
     </w:p>
@@ -2454,7 +2454,7 @@
     <w:p>
       <w:r>
         <w:rPr/>
-        <w:t>Triadic Cognitive Systems and P2P AI — Thomas introduces the role architecture, scoped peer reuse and concrete research projects. This is a design and collaboration invitation, not a demonstration of deployed P2P capability. Include the real video URL, duration, captions and transcript beside the white-paper and alpha-tutorial links.</w:t>
+        <w:t>Triadic Cognitive Systems and P2P AI — the project lead introduces the role architecture, scoped peer reuse and concrete research projects. This is a design and collaboration invitation, not a demonstration of deployed P2P capability. Include the real video URL, duration, captions and transcript beside the white-paper and alpha-tutorial links.</w:t>
       </w:r>
     </w:p>
     <w:p>
